--- a/downloads/documents/05 Materials/Unit 03/Slides/Slides 03.08 - Stress Management Toolkit.docx
+++ b/downloads/documents/05 Materials/Unit 03/Slides/Slides 03.08 - Stress Management Toolkit.docx
@@ -63,7 +63,7 @@
         <w:pStyle w:val="Compact"/>
       </w:pPr>
       <w:r>
-        <w:t xml:space="preserve">Do now: baseline. Rate your stress right now, 1 to 5. Write your first body signal from yesterday’s map. This is your starting number for every test today</w:t>
+        <w:t xml:space="preserve">Do now: your baseline (starting number). Rate your stress right now, 1 to 5. Write your first body signal from yesterday’s map. Every test today starts from this number</w:t>
       </w:r>
       <w:r>
         <w:t xml:space="preserve"> </w:t>
@@ -647,7 +647,7 @@
         <w:pStyle w:val="Compact"/>
       </w:pPr>
       <w:r>
-        <w:t xml:space="preserve">Did I sleep in my window last night (Lesson 2.6)? Yes or no</w:t>
+        <w:t xml:space="preserve">Did I sleep in my sleep window last night (the hours I planned in Lesson 2.6)? Yes or no</w:t>
       </w:r>
     </w:p>
     <w:p>
